--- a/Doc/Overview/WF_GDD_CHARACTER_PROGRESSION.docx
+++ b/Doc/Overview/WF_GDD_CHARACTER_PROGRESSION.docx
@@ -3777,7 +3777,7 @@
           <w:kern w:val="0"/>
           <w14:ligatures w14:val="none"/>
         </w:rPr>
-        <w:t>Lost Loot được đưa trở lại World Loot Economy.</w:t>
+        <w:t>Lost Loot được đưa trở lại World Loot Economy. Khi chiến đấu, kẻ địch bị hạ gục sẽ rơi vật phẩm vật lý ra thế giới để người chơi tự nhặt thay vì tự động cộng vào túi đồ.</w:t>
       </w:r>
     </w:p>
     <w:p>
